--- a/dokumen/office/FUSIONIFY-Surat.docx
+++ b/dokumen/office/FUSIONIFY-Surat.docx
@@ -94,7 +94,7 @@
               <w:t xml:space="preserve">007</w:t>
             </w:r>
             <w:r>
-              <w:t xml:space="preserve">/SRT/FDS/</w:t>
+              <w:t xml:space="preserve">/SRT/FI/</w:t>
             </w:r>
             <w:r>
               <w:rPr>
